--- a/enonces/par_module/ABS_enonces.docx
+++ b/enonces/par_module/ABS_enonces.docx
@@ -1364,6 +1364,7 @@
     </w:p>
     <w:p>
       <w:pPr>
+        <w:keepNext/>
         <w:keepLines/>
         <w:shd w:fill="F2F2F2" w:val="clear"/>
         <w:spacing w:after="0" w:before="100"/>
@@ -1381,6 +1382,7 @@
     </w:p>
     <w:p>
       <w:pPr>
+        <w:keepNext/>
         <w:keepLines/>
         <w:shd w:fill="F2F2F2" w:val="clear"/>
         <w:spacing w:after="0" w:before="0"/>
@@ -1398,6 +1400,7 @@
     </w:p>
     <w:p>
       <w:pPr>
+        <w:keepNext/>
         <w:keepLines/>
         <w:shd w:fill="F2F2F2" w:val="clear"/>
         <w:spacing w:after="0" w:before="0"/>
@@ -1415,6 +1418,7 @@
     </w:p>
     <w:p>
       <w:pPr>
+        <w:keepNext/>
         <w:keepLines/>
         <w:shd w:fill="F2F2F2" w:val="clear"/>
         <w:spacing w:after="0" w:before="0"/>
@@ -1432,6 +1436,7 @@
     </w:p>
     <w:p>
       <w:pPr>
+        <w:keepNext/>
         <w:keepLines/>
         <w:shd w:fill="F2F2F2" w:val="clear"/>
         <w:spacing w:after="0" w:before="0"/>
@@ -1449,6 +1454,7 @@
     </w:p>
     <w:p>
       <w:pPr>
+        <w:keepNext/>
         <w:keepLines/>
         <w:shd w:fill="F2F2F2" w:val="clear"/>
         <w:spacing w:after="0" w:before="0"/>
@@ -1466,6 +1472,7 @@
     </w:p>
     <w:p>
       <w:pPr>
+        <w:keepNext/>
         <w:keepLines/>
         <w:shd w:fill="F2F2F2" w:val="clear"/>
         <w:spacing w:after="0" w:before="0"/>
@@ -1483,6 +1490,7 @@
     </w:p>
     <w:p>
       <w:pPr>
+        <w:keepNext/>
         <w:keepLines/>
         <w:shd w:fill="F2F2F2" w:val="clear"/>
         <w:spacing w:after="0" w:before="0"/>
@@ -1500,6 +1508,7 @@
     </w:p>
     <w:p>
       <w:pPr>
+        <w:keepNext/>
         <w:keepLines/>
         <w:shd w:fill="F2F2F2" w:val="clear"/>
         <w:spacing w:after="0" w:before="0"/>
@@ -1517,6 +1526,7 @@
     </w:p>
     <w:p>
       <w:pPr>
+        <w:keepNext w:val="false"/>
         <w:keepLines/>
         <w:shd w:fill="F2F2F2" w:val="clear"/>
         <w:spacing w:after="160" w:before="0"/>
@@ -3675,6 +3685,7 @@
     </w:p>
     <w:p>
       <w:pPr>
+        <w:keepNext/>
         <w:keepLines/>
         <w:shd w:fill="F2F2F2" w:val="clear"/>
         <w:spacing w:after="0" w:before="100"/>
@@ -3692,6 +3703,7 @@
     </w:p>
     <w:p>
       <w:pPr>
+        <w:keepNext w:val="false"/>
         <w:keepLines/>
         <w:shd w:fill="F2F2F2" w:val="clear"/>
         <w:spacing w:after="160" w:before="0"/>
@@ -4573,6 +4585,7 @@
     </w:p>
     <w:p>
       <w:pPr>
+        <w:keepNext/>
         <w:keepLines/>
         <w:shd w:fill="F2F2F2" w:val="clear"/>
         <w:spacing w:after="0" w:before="100"/>
@@ -4590,6 +4603,7 @@
     </w:p>
     <w:p>
       <w:pPr>
+        <w:keepNext/>
         <w:keepLines/>
         <w:shd w:fill="F2F2F2" w:val="clear"/>
         <w:spacing w:after="0" w:before="0"/>
@@ -4607,6 +4621,7 @@
     </w:p>
     <w:p>
       <w:pPr>
+        <w:keepNext/>
         <w:keepLines/>
         <w:shd w:fill="F2F2F2" w:val="clear"/>
         <w:spacing w:after="0" w:before="0"/>
@@ -4624,6 +4639,7 @@
     </w:p>
     <w:p>
       <w:pPr>
+        <w:keepNext/>
         <w:keepLines/>
         <w:shd w:fill="F2F2F2" w:val="clear"/>
         <w:spacing w:after="0" w:before="0"/>
@@ -4641,6 +4657,7 @@
     </w:p>
     <w:p>
       <w:pPr>
+        <w:keepNext/>
         <w:keepLines/>
         <w:shd w:fill="F2F2F2" w:val="clear"/>
         <w:spacing w:after="0" w:before="0"/>
@@ -4658,6 +4675,7 @@
     </w:p>
     <w:p>
       <w:pPr>
+        <w:keepNext/>
         <w:keepLines/>
         <w:shd w:fill="F2F2F2" w:val="clear"/>
         <w:spacing w:after="0" w:before="0"/>
@@ -4675,6 +4693,7 @@
     </w:p>
     <w:p>
       <w:pPr>
+        <w:keepNext/>
         <w:keepLines/>
         <w:shd w:fill="F2F2F2" w:val="clear"/>
         <w:spacing w:after="0" w:before="0"/>
@@ -4692,6 +4711,7 @@
     </w:p>
     <w:p>
       <w:pPr>
+        <w:keepNext/>
         <w:keepLines/>
         <w:shd w:fill="F2F2F2" w:val="clear"/>
         <w:spacing w:after="0" w:before="0"/>
@@ -4709,6 +4729,7 @@
     </w:p>
     <w:p>
       <w:pPr>
+        <w:keepNext/>
         <w:keepLines/>
         <w:shd w:fill="F2F2F2" w:val="clear"/>
         <w:spacing w:after="0" w:before="0"/>
@@ -4726,6 +4747,7 @@
     </w:p>
     <w:p>
       <w:pPr>
+        <w:keepNext/>
         <w:keepLines/>
         <w:shd w:fill="F2F2F2" w:val="clear"/>
         <w:spacing w:after="0" w:before="0"/>
@@ -4743,6 +4765,7 @@
     </w:p>
     <w:p>
       <w:pPr>
+        <w:keepNext w:val="false"/>
         <w:keepLines/>
         <w:shd w:fill="F2F2F2" w:val="clear"/>
         <w:spacing w:after="160" w:before="0"/>
@@ -7059,7 +7082,7 @@
         <w:szCs w:val="18"/>
         <w:color w:val="595959"/>
       </w:rPr>
-      <w:t xml:space="preserve">ABS_enonces </w:t>
+      <w:t xml:space="preserve">ABS </w:t>
     </w:r>
     <w:r>
       <w:fldChar w:fldCharType="begin"/>
@@ -7094,7 +7117,7 @@
       <w:fldChar w:fldCharType="separate"/>
     </w:r>
     <w:r>
-      <w:t>10</w:t>
+      <w:t>11</w:t>
     </w:r>
     <w:r>
       <w:fldChar w:fldCharType="end"/>
